--- a/Beato Manuel Segura López.docx
+++ b/Beato Manuel Segura López.docx
@@ -20,15 +20,7 @@
     </w:p>
     <w:p>
       <w:r>
-        <w:t xml:space="preserve">Después de su ordenación, desarrolló gran parte de su vida como maestro y educador. Trabajó en diferentes colegios de las Escuelas Pías, entre ellos los de Barbastro, </w:t>
-      </w:r>
-      <w:proofErr w:type="spellStart"/>
-      <w:r>
-        <w:t>Tamarite</w:t>
-      </w:r>
-      <w:proofErr w:type="spellEnd"/>
-      <w:r>
-        <w:t xml:space="preserve">, Pamplona y Tafalla. Su tarea estaba especialmente relacionada con la enseñanza de niños y jóvenes, pero también participó en la formación de jóvenes que querían comenzar una vida religiosa. </w:t>
+        <w:t xml:space="preserve">Después de su ordenación, desarrolló gran parte de su vida como maestro y educador. Trabajó en diferentes colegios de las Escuelas Pías, entre ellos los de Barbastro, Tamarite, Pamplona y Tafalla. Su tarea estaba especialmente relacionada con la enseñanza de niños y jóvenes, pero también participó en la formación de jóvenes que querían comenzar una vida religiosa. </w:t>
       </w:r>
     </w:p>
     <w:p>
@@ -139,31 +131,7 @@
     <w:p/>
     <w:p>
       <w:r>
-        <w:t xml:space="preserve">Discípulo del colegio de Zaragoza. Ingresó en Peralta el 1-12-1899 y profesó el 18-8-1901. Estudió en Irache y Alcañiz. Recibió el presbiterado en Barbastro el 25-5-1907. Enseñó en </w:t>
-      </w:r>
-      <w:proofErr w:type="spellStart"/>
-      <w:r>
-        <w:t>Tamarite</w:t>
-      </w:r>
-      <w:proofErr w:type="spellEnd"/>
-      <w:r>
-        <w:t xml:space="preserve">, Alcañiz y Pamplona. Fundado el </w:t>
-      </w:r>
-      <w:proofErr w:type="spellStart"/>
-      <w:r>
-        <w:t>postulantado</w:t>
-      </w:r>
-      <w:proofErr w:type="spellEnd"/>
-      <w:r>
-        <w:t xml:space="preserve"> de Tafalla, fue nombrado ayudante del P. Martín Español y ya era llamado por muchos el «San Luis» escolapio. Fue director los años 1919-1921. Pasó con el mismo cargo a Cascajo, hasta 1932. El 10-VIII-1932 es nombrado ayudante del maestro de Novicios de Peralta y luego Vicerrector de la Casa. El 4-8-1934 recibe el cargo de maestro de novicios. Detenido por los milicianos la tarde del 23-8-1936 con toda la comunidad, fue conducido a la cárcel. Se preocupó especialmente de sus novicios. Llevada por manos piadosas la eucaristía a su habitación, dio la comunión a sus novicios antes de que se dispersasen. El 29, después de confesarse y de ver los destrozos sacrílegos cometidos en el colegio, iglesia, capilla y estatua del Santo Padre, fue conducido con el H. David al sacrificio. Le fusilaron y quemaron su cadáver, cerca de la carretera, entre Gabasa y </w:t>
-      </w:r>
-      <w:proofErr w:type="spellStart"/>
-      <w:r>
-        <w:t>Purroy</w:t>
-      </w:r>
-      <w:proofErr w:type="spellEnd"/>
-      <w:r>
-        <w:t xml:space="preserve"> de la Solana. El P. Faustino Oteiza, en carta del 2-8-1936 describe su encarcelamiento y muerte. Un pequeño monumento indica el lugar de la ejecución. El proceso diocesano de beatificación fue introducido en 1949. El 11-7-1952 quedaron aprobados sus escritos. La Causa continúa en Roma.</w:t>
+        <w:t>Discípulo del colegio de Zaragoza. Ingresó en Peralta el 1-12-1899 y profesó el 18-8-1901. Estudió en Irache y Alcañiz. Recibió el presbiterado en Barbastro el 25-5-1907. Enseñó en Tamarite, Alcañiz y Pamplona. Fundado el postulantado de Tafalla, fue nombrado ayudante del P. Martín Español y ya era llamado por muchos el «San Luis» escolapio. Fue director los años 1919-1921. Pasó con el mismo cargo a Cascajo, hasta 1932. El 10-VIII-1932 es nombrado ayudante del maestro de Novicios de Peralta y luego Vicerrector de la Casa. El 4-8-1934 recibe el cargo de maestro de novicios. Detenido por los milicianos la tarde del 23-8-1936 con toda la comunidad, fue conducido a la cárcel. Se preocupó especialmente de sus novicios. Llevada por manos piadosas la eucaristía a su habitación, dio la comunión a sus novicios antes de que se dispersasen. El 29, después de confesarse y de ver los destrozos sacrílegos cometidos en el colegio, iglesia, capilla y estatua del Santo Padre, fue conducido con el H. David al sacrificio. Le fusilaron y quemaron su cadáver, cerca de la carretera, entre Gabasa y Purroy de la Solana. El P. Faustino Oteiza, en carta del 2-8-1936 describe su encarcelamiento y muerte. Un pequeño monumento indica el lugar de la ejecución. El proceso diocesano de beatificación fue introducido en 1949. El 11-7-1952 quedaron aprobados sus escritos. La Causa continúa en Roma.</w:t>
       </w:r>
     </w:p>
     <w:p>
@@ -184,15 +152,7 @@
     </w:p>
     <w:p>
       <w:r>
-        <w:t xml:space="preserve">Trabajó como maestro y educador en distintos colegios escolapios, entre ellos los de Barbastro, </w:t>
-      </w:r>
-      <w:proofErr w:type="spellStart"/>
-      <w:r>
-        <w:t>Tamarite</w:t>
-      </w:r>
-      <w:proofErr w:type="spellEnd"/>
-      <w:r>
-        <w:t xml:space="preserve">, Pamplona y Tafalla. Wiki Scolopi </w:t>
+        <w:t xml:space="preserve">Trabajó como maestro y educador en distintos colegios escolapios, entre ellos los de Barbastro, Tamarite, Pamplona y Tafalla. Wiki Scolopi </w:t>
       </w:r>
     </w:p>
     <w:p>
@@ -213,23 +173,239 @@
     <w:p/>
     <w:p>
       <w:r>
-        <w:t xml:space="preserve">Queremos que el visitante conozca quién fue el Beato Manuel Segura López, su importancia en la Iglesia y en las Escuelas Pías, su trabajo como educador y </w:t>
-      </w:r>
-      <w:proofErr w:type="spellStart"/>
-      <w:r>
-        <w:t>mas</w:t>
-      </w:r>
-      <w:proofErr w:type="spellEnd"/>
-      <w:r>
-        <w:t xml:space="preserve"> que nada su historia para que </w:t>
-      </w:r>
-      <w:proofErr w:type="spellStart"/>
-      <w:r>
-        <w:t>mas</w:t>
-      </w:r>
-      <w:proofErr w:type="spellEnd"/>
-      <w:r>
-        <w:t xml:space="preserve"> gente pueda conocer las cosas buenas que hizo destacando su caridad y lo servicial que era</w:t>
+        <w:t>Queremos que el visitante conozca quién fue el Beato Manuel Segura López, su importancia en la Iglesia y en las Escuelas Pías, su trabajo como educador y mas que nada su historia para que mas gente pueda conocer las cosas buenas que hizo destacando su caridad y lo servicial que era</w:t>
+      </w:r>
+    </w:p>
+    <w:p/>
+    <w:p>
+      <w:r>
+        <w:t>Información del hermano Santiago:</w:t>
+      </w:r>
+    </w:p>
+    <w:p>
+      <w:r>
+        <w:t>Manuel Segura nació el 22 de enero de 1881, hijo de Francisco Segura y</w:t>
+      </w:r>
+    </w:p>
+    <w:p>
+      <w:r>
+        <w:t>Francisca López, una familia pobre en bienes pero rica en virtudes cristianas, en</w:t>
+      </w:r>
+    </w:p>
+    <w:p>
+      <w:r>
+        <w:t>Almonacid de la Sierra, Zaragoza. Vistió el hábito escolapio en Peralta con 18 años.</w:t>
+      </w:r>
+    </w:p>
+    <w:p>
+      <w:r>
+        <w:t>Casi 8 años más tarde profesó los votos solemnes, y a los 26 años ya era sacerdote.</w:t>
+      </w:r>
+    </w:p>
+    <w:p>
+      <w:r>
+        <w:t>Desde pequeño Manuel se distinguió por su piedad y bondad. Con apenas 6 años</w:t>
+      </w:r>
+    </w:p>
+    <w:p>
+      <w:r>
+        <w:t>era un asiduo monaguillo de su parroquia, donde fue cultivando su vocación. Era</w:t>
+      </w:r>
+    </w:p>
+    <w:p>
+      <w:r>
+        <w:t>admirado por su humildad, obediencia y aplicación en todo lo que hacía. Sus</w:t>
+      </w:r>
+    </w:p>
+    <w:p>
+      <w:r>
+        <w:t>compañeros de curso lo recuerdan como modelo de perfección que edificaba y</w:t>
+      </w:r>
+    </w:p>
+    <w:p>
+      <w:r>
+        <w:t>admiraba. Manifestó gran laboriosidad en el estudio y la práctica de la caridad.</w:t>
+      </w:r>
+    </w:p>
+    <w:p>
+      <w:r>
+        <w:t>En la Orden fue muy reconocido por sus dotes pedagógicas y religiosas. Es</w:t>
+      </w:r>
+    </w:p>
+    <w:p>
+      <w:r>
+        <w:t>reconocido por su celo sacerdotal: administraba los sacramentos con presteza y estaba</w:t>
+      </w:r>
+    </w:p>
+    <w:p>
+      <w:r>
+        <w:t>encargado de algunos grupos de jóvenes. Con diligencia y caridad estuvo encargado de</w:t>
+      </w:r>
+    </w:p>
+    <w:p>
+      <w:r>
+        <w:t>la formación religiosa y cultural de los jóvenes que aspiraban a la vida escolapia por 21</w:t>
+      </w:r>
+    </w:p>
+    <w:p>
+      <w:r>
+        <w:t>años, incluso en Peralta, para 1936, hasta su muerte, que le concedió volar al cielo.</w:t>
+      </w:r>
+    </w:p>
+    <w:p>
+      <w:r>
+        <w:lastRenderedPageBreak/>
+        <w:t>Los grandes disturbios comenzaron el día 23 de julio de 1936. Sabemos que</w:t>
+      </w:r>
+    </w:p>
+    <w:p>
+      <w:r>
+        <w:t>apenas comenzaron las revueltas con los extremistas en Peralta, el P. Manuel reunió a</w:t>
+      </w:r>
+    </w:p>
+    <w:p>
+      <w:r>
+        <w:t>los novicios y postulantes, ignorantes del peligro que se avecinaba, y les dijo unas</w:t>
+      </w:r>
+    </w:p>
+    <w:p>
+      <w:r>
+        <w:t>palabras que reflejan su firmeza en la fe, y su gran caridad para con los muchachos que</w:t>
+      </w:r>
+    </w:p>
+    <w:p>
+      <w:r>
+        <w:t>se les había confiado. Les dijo: “Dentro de breves momentos estaremos ante el</w:t>
+      </w:r>
+    </w:p>
+    <w:p>
+      <w:r>
+        <w:t>Supremos Juez; preparad vuestra alma con una sincera contrición, que quiero daros la</w:t>
+      </w:r>
+    </w:p>
+    <w:p>
+      <w:r>
+        <w:t>absolución”. Innegable testimonio de su inquebrantable y firme mirada puesta en la</w:t>
+      </w:r>
+    </w:p>
+    <w:p>
+      <w:r>
+        <w:t>Vida Eterna, que luego sellaría con su martirio.</w:t>
+      </w:r>
+    </w:p>
+    <w:p>
+      <w:r>
+        <w:t>Por la noche todos fueron conducidos a la cárcel provisional en la Casa Llari, de</w:t>
+      </w:r>
+    </w:p>
+    <w:p>
+      <w:r>
+        <w:t>vecinos de Peralta. Allí recitaban en voz baja pero con gran fervor el Oficio de la Virgen</w:t>
+      </w:r>
+    </w:p>
+    <w:p>
+      <w:r>
+        <w:t>y el Santo Rosario, preparándose para cuánto tuviesen que afrentar.</w:t>
+      </w:r>
+    </w:p>
+    <w:p>
+      <w:r>
+        <w:t>Arrestado el P. Dionicio Pamplona, el P. Manuel Segura, de 55 años, hacía las</w:t>
+      </w:r>
+    </w:p>
+    <w:p>
+      <w:r>
+        <w:t>veces de superior, y organizaba y animaba a toda la comunidad. Así, el día 24, temiendo</w:t>
+      </w:r>
+    </w:p>
+    <w:p>
+      <w:r>
+        <w:t>evidentes ultrajes, envió a dos hombres a rescatar las especies eucarísticas que habían</w:t>
+      </w:r>
+    </w:p>
+    <w:p>
+      <w:r>
+        <w:t>quedado en el oratorio del Noviciado, y les recomendó que las envolviesen en papel de</w:t>
+      </w:r>
+    </w:p>
+    <w:p>
+      <w:r>
+        <w:t>diario para no levantar sospechas. Gracias a ello, al día siguiente todos pudieron recibir</w:t>
+      </w:r>
+    </w:p>
+    <w:p>
+      <w:r>
+        <w:t>la Eucaristía de manos del P. Manuel; para algunos, la última comunión de sus vidas.</w:t>
+      </w:r>
+    </w:p>
+    <w:p>
+      <w:r>
+        <w:t>Finalmente, el 28 de julio llegaron a Peralta forasteros armados. Estaban</w:t>
+      </w:r>
+    </w:p>
+    <w:p>
+      <w:r>
+        <w:t>decididos a asesinar a todos religiosos escolapios que estaban en casa Llari. La gente</w:t>
+      </w:r>
+    </w:p>
+    <w:p>
+      <w:r>
+        <w:t>negoció y solo fueron entregados a los forasteros el P. Manuel y el H. David Carlos,</w:t>
+      </w:r>
+    </w:p>
+    <w:p>
+      <w:r>
+        <w:t>protegiendo por el momento al P. Oteiza y al H. Felipe. Así fue que, con el pretexto de</w:t>
+      </w:r>
+    </w:p>
+    <w:p>
+      <w:r>
+        <w:t>entregar personalmente los chicos a sus padres, los arrestaron. El P. Oteiza nos cuenta</w:t>
+      </w:r>
+    </w:p>
+    <w:p>
+      <w:r>
+        <w:t>de ese momento: “Nos dimos cuenta inmediatamente de que era un pretexto. El P.</w:t>
+      </w:r>
+    </w:p>
+    <w:p>
+      <w:r>
+        <w:t>Manuel dijo: «Voy a ponerme los zapatos» Entramos en la habitación y se puso de</w:t>
+      </w:r>
+    </w:p>
+    <w:p>
+      <w:r>
+        <w:t>rodillas, diciéndome: «Deme la absolución». (...) Nos abrazamos tiernamente y nos</w:t>
+      </w:r>
+    </w:p>
+    <w:p>
+      <w:r>
+        <w:t>dijimos: «¡Adiós, hasta el cielo!»”. Los subieron a un coche que aceleró en dirección a</w:t>
+      </w:r>
+    </w:p>
+    <w:p>
+      <w:r>
+        <w:t>Purroy de la Solana. Antes de llegar se detuvieron y los dos cautivos fueron obligados a</w:t>
+      </w:r>
+    </w:p>
+    <w:p>
+      <w:r>
+        <w:t>descender. Los fusilaron y luego fueron rociados con gasolina y quemados, en medio de</w:t>
+      </w:r>
+    </w:p>
+    <w:p>
+      <w:r>
+        <w:t>grandes gemidos. Se dice que antes de que fueran destruidos sus cuerpos, tenían el</w:t>
+      </w:r>
+    </w:p>
+    <w:p>
+      <w:r>
+        <w:t>rostro y los ojos dirigidos al cielo y los brazos cruzados sobre el pecho.</w:t>
+      </w:r>
+    </w:p>
+    <w:p>
+      <w:r>
+        <w:t>Hoy, algunos de sus restos se conservan en la Capilla de los Mártires, en Peralta.</w:t>
       </w:r>
     </w:p>
     <w:p>
@@ -237,6 +413,7 @@
         <w:rPr>
           <w:noProof/>
         </w:rPr>
+        <w:lastRenderedPageBreak/>
         <w:drawing>
           <wp:inline distT="0" distB="0" distL="0" distR="0" wp14:anchorId="425439D0" wp14:editId="434A10D0">
             <wp:extent cx="1989430" cy="2788920"/>
@@ -345,9 +522,8 @@
         <w:rPr>
           <w:noProof/>
         </w:rPr>
-        <w:lastRenderedPageBreak/>
         <w:drawing>
-          <wp:inline distT="0" distB="0" distL="0" distR="0" wp14:anchorId="1387AE81" wp14:editId="658B4A10">
+          <wp:inline distT="0" distB="0" distL="0" distR="0" wp14:anchorId="1387AE81" wp14:editId="71489818">
             <wp:extent cx="3924300" cy="2670810"/>
             <wp:effectExtent l="0" t="0" r="0" b="0"/>
             <wp:docPr id="664299092" name="Imagen 3"/>
@@ -456,6 +632,7 @@
         <w:rPr>
           <w:noProof/>
         </w:rPr>
+        <w:lastRenderedPageBreak/>
         <w:drawing>
           <wp:inline distT="0" distB="0" distL="0" distR="0" wp14:anchorId="6FFFC7F9" wp14:editId="74327035">
             <wp:extent cx="4968240" cy="3497580"/>
@@ -511,9 +688,8 @@
         <w:rPr>
           <w:noProof/>
         </w:rPr>
-        <w:lastRenderedPageBreak/>
         <w:drawing>
-          <wp:inline distT="0" distB="0" distL="0" distR="0" wp14:anchorId="4DB5D738" wp14:editId="281C6CEB">
+          <wp:inline distT="0" distB="0" distL="0" distR="0" wp14:anchorId="4DB5D738" wp14:editId="2A9A01ED">
             <wp:extent cx="4502207" cy="4038600"/>
             <wp:effectExtent l="0" t="0" r="0" b="0"/>
             <wp:docPr id="1222072624" name="Imagen 5"/>
